--- a/frc/report_templates/Template.docx
+++ b/frc/report_templates/Template.docx
@@ -2,6 +2,28 @@
 <file path=word/document.xml><?xml version="1.0" encoding="utf-8"?>
 <w:document xmlns:wpc="http://schemas.microsoft.com/office/word/2010/wordprocessingCanvas" xmlns:cx="http://schemas.microsoft.com/office/drawing/2014/chartex" xmlns:cx1="http://schemas.microsoft.com/office/drawing/2015/9/8/chartex" xmlns:cx2="http://schemas.microsoft.com/office/drawing/2015/10/21/chartex" xmlns:cx3="http://schemas.microsoft.com/office/drawing/2016/5/9/chartex" xmlns:cx4="http://schemas.microsoft.com/office/drawing/2016/5/10/chartex" xmlns:cx5="http://schemas.microsoft.com/office/drawing/2016/5/11/chartex" xmlns:cx6="http://schemas.microsoft.com/office/drawing/2016/5/12/chartex" xmlns:cx7="http://schemas.microsoft.com/office/drawing/2016/5/13/chartex" xmlns:cx8="http://schemas.microsoft.com/office/drawing/2016/5/14/chartex" xmlns:mc="http://schemas.openxmlformats.org/markup-compatibility/2006" xmlns:aink="http://schemas.microsoft.com/office/drawing/2016/ink" xmlns:am3d="http://schemas.microsoft.com/office/drawing/2017/model3d" xmlns:o="urn:schemas-microsoft-com:office:office" xmlns:oel="http://schemas.microsoft.com/office/2019/extlst" xmlns:r="http://schemas.openxmlformats.org/officeDocument/2006/relationships" xmlns:m="http://schemas.openxmlformats.org/officeDocument/2006/math" xmlns:v="urn:schemas-microsoft-com:vml" xmlns:wp14="http://schemas.microsoft.com/office/word/2010/wordprocessingDrawing" xmlns:wp="http://schemas.openxmlformats.org/drawingml/2006/wordprocessingDrawing" xmlns:w10="urn:schemas-microsoft-com:office:word" xmlns:w="http://schemas.openxmlformats.org/wordprocessingml/2006/main" xmlns:w14="http://schemas.microsoft.com/office/word/2010/wordml" xmlns:w15="http://schemas.microsoft.com/office/word/2012/wordml" xmlns:w16cex="http://schemas.microsoft.com/office/word/2018/wordml/cex" xmlns:w16cid="http://schemas.microsoft.com/office/word/2016/wordml/cid" xmlns:w16="http://schemas.microsoft.com/office/word/2018/wordml" xmlns:w16sdtdh="http://schemas.microsoft.com/office/word/2020/wordml/sdtdatahash" xmlns:w16se="http://schemas.microsoft.com/office/word/2015/wordml/symex" xmlns:wpg="http://schemas.microsoft.com/office/word/2010/wordprocessingGroup" xmlns:wpi="http://schemas.microsoft.com/office/word/2010/wordprocessingInk" xmlns:wne="http://schemas.microsoft.com/office/word/2006/wordml" xmlns:wps="http://schemas.microsoft.com/office/word/2010/wordprocessingShape" mc:Ignorable="w14 w15 w16se w16cid w16 w16cex w16sdtdh wp14">
   <w:body>
+    <w:p>
+      <w:pPr>
+        <w:rPr>
+          <w:lang w:val="en-US"/>
+        </w:rPr>
+      </w:pPr>
+      <w:r>
+        <w:rPr>
+          <w:lang w:val="en-US"/>
+        </w:rPr>
+        <w:t>{</w:t>
+      </w:r>
+      <w:r>
+        <w:t xml:space="preserve">% </w:t>
+      </w:r>
+      <w:r>
+        <w:rPr>
+          <w:lang w:val="en-US"/>
+        </w:rPr>
+        <w:t>for buff in data %}</w:t>
+      </w:r>
+    </w:p>
     <w:p>
       <w:pPr>
         <w:pStyle w:val="1"/>
@@ -84,8 +106,24 @@
               <w:rPr>
                 <w:lang w:val="en-US"/>
               </w:rPr>
-              <w:t>tr for var in variables</w:t>
-            </w:r>
+              <w:t xml:space="preserve">tr for var in </w:t>
+            </w:r>
+            <w:proofErr w:type="spellStart"/>
+            <w:proofErr w:type="gramStart"/>
+            <w:r>
+              <w:rPr>
+                <w:lang w:val="en-US"/>
+              </w:rPr>
+              <w:t>buff.</w:t>
+            </w:r>
+            <w:r>
+              <w:rPr>
+                <w:lang w:val="en-US"/>
+              </w:rPr>
+              <w:t>variables</w:t>
+            </w:r>
+            <w:proofErr w:type="spellEnd"/>
+            <w:proofErr w:type="gramEnd"/>
             <w:r>
               <w:rPr>
                 <w:lang w:val="en-US"/>
@@ -264,9 +302,29 @@
         <w:rPr>
           <w:lang w:val="en-US"/>
         </w:rPr>
-        <w:t>{{ formula</w:t>
+        <w:t xml:space="preserve">{{ </w:t>
+      </w:r>
+      <w:proofErr w:type="spellStart"/>
+      <w:r>
+        <w:rPr>
+          <w:lang w:val="en-US"/>
+        </w:rPr>
+        <w:t>buff</w:t>
       </w:r>
       <w:proofErr w:type="gramEnd"/>
+      <w:r>
+        <w:rPr>
+          <w:lang w:val="en-US"/>
+        </w:rPr>
+        <w:t>.</w:t>
+      </w:r>
+      <w:r>
+        <w:rPr>
+          <w:lang w:val="en-US"/>
+        </w:rPr>
+        <w:t>formula</w:t>
+      </w:r>
+      <w:proofErr w:type="spellEnd"/>
       <w:r>
         <w:rPr>
           <w:lang w:val="en-US"/>
@@ -295,14 +353,24 @@
           <w:lang w:val="en-US"/>
         </w:rPr>
       </w:pPr>
-      <w:proofErr w:type="gramStart"/>
-      <w:r>
-        <w:rPr>
-          <w:lang w:val="en-US"/>
-        </w:rPr>
-        <w:t>{{ result</w:t>
-      </w:r>
-      <w:proofErr w:type="gramEnd"/>
+      <w:r>
+        <w:rPr>
+          <w:lang w:val="en-US"/>
+        </w:rPr>
+        <w:t xml:space="preserve">{{ </w:t>
+      </w:r>
+      <w:r>
+        <w:rPr>
+          <w:lang w:val="en-US"/>
+        </w:rPr>
+        <w:t>buff.</w:t>
+      </w:r>
+      <w:r>
+        <w:rPr>
+          <w:lang w:val="en-US"/>
+        </w:rPr>
+        <w:t>result</w:t>
+      </w:r>
       <w:r>
         <w:rPr>
           <w:lang w:val="en-US"/>
@@ -314,6 +382,33 @@
           <w:lang w:val="en-US"/>
         </w:rPr>
         <w:t>}}</w:t>
+      </w:r>
+    </w:p>
+    <w:p>
+      <w:pPr>
+        <w:rPr>
+          <w:lang w:val="en-US"/>
+        </w:rPr>
+      </w:pPr>
+      <w:r>
+        <w:rPr>
+          <w:lang w:val="en-US"/>
+        </w:rPr>
+        <w:t xml:space="preserve">{% </w:t>
+      </w:r>
+      <w:proofErr w:type="spellStart"/>
+      <w:r>
+        <w:rPr>
+          <w:lang w:val="en-US"/>
+        </w:rPr>
+        <w:t>endfor</w:t>
+      </w:r>
+      <w:proofErr w:type="spellEnd"/>
+      <w:r>
+        <w:rPr>
+          <w:lang w:val="en-US"/>
+        </w:rPr>
+        <w:t xml:space="preserve"> %}</w:t>
       </w:r>
     </w:p>
     <w:sectPr>

--- a/frc/report_templates/Template.docx
+++ b/frc/report_templates/Template.docx
@@ -1,38 +1,25 @@
 
 <file path=word/document.xml><?xml version="1.0" encoding="utf-8"?>
-<w:document xmlns:wpc="http://schemas.microsoft.com/office/word/2010/wordprocessingCanvas" xmlns:cx="http://schemas.microsoft.com/office/drawing/2014/chartex" xmlns:cx1="http://schemas.microsoft.com/office/drawing/2015/9/8/chartex" xmlns:cx2="http://schemas.microsoft.com/office/drawing/2015/10/21/chartex" xmlns:cx3="http://schemas.microsoft.com/office/drawing/2016/5/9/chartex" xmlns:cx4="http://schemas.microsoft.com/office/drawing/2016/5/10/chartex" xmlns:cx5="http://schemas.microsoft.com/office/drawing/2016/5/11/chartex" xmlns:cx6="http://schemas.microsoft.com/office/drawing/2016/5/12/chartex" xmlns:cx7="http://schemas.microsoft.com/office/drawing/2016/5/13/chartex" xmlns:cx8="http://schemas.microsoft.com/office/drawing/2016/5/14/chartex" xmlns:mc="http://schemas.openxmlformats.org/markup-compatibility/2006" xmlns:aink="http://schemas.microsoft.com/office/drawing/2016/ink" xmlns:am3d="http://schemas.microsoft.com/office/drawing/2017/model3d" xmlns:o="urn:schemas-microsoft-com:office:office" xmlns:oel="http://schemas.microsoft.com/office/2019/extlst" xmlns:r="http://schemas.openxmlformats.org/officeDocument/2006/relationships" xmlns:m="http://schemas.openxmlformats.org/officeDocument/2006/math" xmlns:v="urn:schemas-microsoft-com:vml" xmlns:wp14="http://schemas.microsoft.com/office/word/2010/wordprocessingDrawing" xmlns:wp="http://schemas.openxmlformats.org/drawingml/2006/wordprocessingDrawing" xmlns:w10="urn:schemas-microsoft-com:office:word" xmlns:w="http://schemas.openxmlformats.org/wordprocessingml/2006/main" xmlns:w14="http://schemas.microsoft.com/office/word/2010/wordml" xmlns:w15="http://schemas.microsoft.com/office/word/2012/wordml" xmlns:w16cex="http://schemas.microsoft.com/office/word/2018/wordml/cex" xmlns:w16cid="http://schemas.microsoft.com/office/word/2016/wordml/cid" xmlns:w16="http://schemas.microsoft.com/office/word/2018/wordml" xmlns:w16sdtdh="http://schemas.microsoft.com/office/word/2020/wordml/sdtdatahash" xmlns:w16se="http://schemas.microsoft.com/office/word/2015/wordml/symex" xmlns:wpg="http://schemas.microsoft.com/office/word/2010/wordprocessingGroup" xmlns:wpi="http://schemas.microsoft.com/office/word/2010/wordprocessingInk" xmlns:wne="http://schemas.microsoft.com/office/word/2006/wordml" xmlns:wps="http://schemas.microsoft.com/office/word/2010/wordprocessingShape" mc:Ignorable="w14 w15 w16se w16cid w16 w16cex w16sdtdh wp14">
+<w:document xmlns:wpc="http://schemas.microsoft.com/office/word/2010/wordprocessingCanvas" xmlns:cx="http://schemas.microsoft.com/office/drawing/2014/chartex" xmlns:cx1="http://schemas.microsoft.com/office/drawing/2015/9/8/chartex" xmlns:cx2="http://schemas.microsoft.com/office/drawing/2015/10/21/chartex" xmlns:cx3="http://schemas.microsoft.com/office/drawing/2016/5/9/chartex" xmlns:cx4="http://schemas.microsoft.com/office/drawing/2016/5/10/chartex" xmlns:cx5="http://schemas.microsoft.com/office/drawing/2016/5/11/chartex" xmlns:cx6="http://schemas.microsoft.com/office/drawing/2016/5/12/chartex" xmlns:cx7="http://schemas.microsoft.com/office/drawing/2016/5/13/chartex" xmlns:cx8="http://schemas.microsoft.com/office/drawing/2016/5/14/chartex" xmlns:mc="http://schemas.openxmlformats.org/markup-compatibility/2006" xmlns:aink="http://schemas.microsoft.com/office/drawing/2016/ink" xmlns:am3d="http://schemas.microsoft.com/office/drawing/2017/model3d" xmlns:o="urn:schemas-microsoft-com:office:office" xmlns:oel="http://schemas.microsoft.com/office/2019/extlst" xmlns:r="http://schemas.openxmlformats.org/officeDocument/2006/relationships" xmlns:m="http://schemas.openxmlformats.org/officeDocument/2006/math" xmlns:v="urn:schemas-microsoft-com:vml" xmlns:wp14="http://schemas.microsoft.com/office/word/2010/wordprocessingDrawing" xmlns:wp="http://schemas.openxmlformats.org/drawingml/2006/wordprocessingDrawing" xmlns:w10="urn:schemas-microsoft-com:office:word" xmlns:w="http://schemas.openxmlformats.org/wordprocessingml/2006/main" xmlns:w14="http://schemas.microsoft.com/office/word/2010/wordml" xmlns:w15="http://schemas.microsoft.com/office/word/2012/wordml" xmlns:w16cex="http://schemas.microsoft.com/office/word/2018/wordml/cex" xmlns:w16cid="http://schemas.microsoft.com/office/word/2016/wordml/cid" xmlns:w16="http://schemas.microsoft.com/office/word/2018/wordml" xmlns:w16du="http://schemas.microsoft.com/office/word/2023/wordml/word16du" xmlns:w16sdtdh="http://schemas.microsoft.com/office/word/2020/wordml/sdtdatahash" xmlns:w16se="http://schemas.microsoft.com/office/word/2015/wordml/symex" xmlns:wpg="http://schemas.microsoft.com/office/word/2010/wordprocessingGroup" xmlns:wpi="http://schemas.microsoft.com/office/word/2010/wordprocessingInk" xmlns:wne="http://schemas.microsoft.com/office/word/2006/wordml" xmlns:wps="http://schemas.microsoft.com/office/word/2010/wordprocessingShape" mc:Ignorable="w14 w15 w16se w16cid w16 w16cex w16sdtdh w16du wp14">
   <w:body>
     <w:p>
       <w:pPr>
-        <w:rPr>
-          <w:lang w:val="en-US"/>
-        </w:rPr>
-      </w:pPr>
-      <w:r>
-        <w:rPr>
-          <w:lang w:val="en-US"/>
-        </w:rPr>
-        <w:t>{</w:t>
-      </w:r>
-      <w:r>
-        <w:t xml:space="preserve">% </w:t>
-      </w:r>
-      <w:r>
-        <w:rPr>
-          <w:lang w:val="en-US"/>
-        </w:rPr>
-        <w:t>for buff in data %}</w:t>
-      </w:r>
-    </w:p>
-    <w:p>
-      <w:pPr>
         <w:pStyle w:val="1"/>
         <w:rPr>
           <w:lang w:val="en-US"/>
         </w:rPr>
       </w:pPr>
       <w:r>
-        <w:t>Список значений</w:t>
+        <w:t>Список</w:t>
+      </w:r>
+      <w:r>
+        <w:rPr>
+          <w:lang w:val="en-US"/>
+        </w:rPr>
+        <w:t xml:space="preserve"> </w:t>
+      </w:r>
+      <w:r>
+        <w:t>значений</w:t>
       </w:r>
     </w:p>
     <w:tbl>
@@ -90,6 +77,7 @@
                 <w:lang w:val="en-US"/>
               </w:rPr>
             </w:pPr>
+            <w:bookmarkStart w:id="0" w:name="_Hlk176349027"/>
             <w:r>
               <w:rPr>
                 <w:lang w:val="en-US"/>
@@ -106,24 +94,8 @@
               <w:rPr>
                 <w:lang w:val="en-US"/>
               </w:rPr>
-              <w:t xml:space="preserve">tr for var in </w:t>
-            </w:r>
-            <w:proofErr w:type="spellStart"/>
-            <w:proofErr w:type="gramStart"/>
-            <w:r>
-              <w:rPr>
-                <w:lang w:val="en-US"/>
-              </w:rPr>
-              <w:t>buff.</w:t>
-            </w:r>
-            <w:r>
-              <w:rPr>
-                <w:lang w:val="en-US"/>
-              </w:rPr>
-              <w:t>variables</w:t>
-            </w:r>
-            <w:proofErr w:type="spellEnd"/>
-            <w:proofErr w:type="gramEnd"/>
+              <w:t>tr for var in variables</w:t>
+            </w:r>
             <w:r>
               <w:rPr>
                 <w:lang w:val="en-US"/>
@@ -136,6 +108,7 @@
               </w:rPr>
               <w:t>}</w:t>
             </w:r>
+            <w:bookmarkEnd w:id="0"/>
           </w:p>
         </w:tc>
       </w:tr>
@@ -279,7 +252,10 @@
         <w:pStyle w:val="1"/>
       </w:pPr>
       <w:r>
-        <w:t>Формула</w:t>
+        <w:t>Формул</w:t>
+      </w:r>
+      <w:r>
+        <w:t>ы</w:t>
       </w:r>
       <w:r>
         <w:rPr>
@@ -292,59 +268,184 @@
       </w:r>
     </w:p>
     <w:p>
-      <w:pPr>
-        <w:rPr>
-          <w:lang w:val="en-US"/>
-        </w:rPr>
-      </w:pPr>
-      <w:proofErr w:type="gramStart"/>
-      <w:r>
-        <w:rPr>
-          <w:lang w:val="en-US"/>
-        </w:rPr>
-        <w:t xml:space="preserve">{{ </w:t>
+      <w:r>
+        <w:rPr>
+          <w:lang w:val="en-US"/>
+        </w:rPr>
+        <w:t>{</w:t>
+      </w:r>
+      <w:r>
+        <w:rPr>
+          <w:lang w:val="en-US"/>
+        </w:rPr>
+        <w:t>%</w:t>
+      </w:r>
+      <w:r>
+        <w:rPr>
+          <w:lang w:val="en-US"/>
+        </w:rPr>
+        <w:t>p</w:t>
+      </w:r>
+      <w:r>
+        <w:rPr>
+          <w:lang w:val="en-US"/>
+        </w:rPr>
+        <w:t xml:space="preserve"> for </w:t>
+      </w:r>
+      <w:bookmarkStart w:id="1" w:name="_Hlk176349149"/>
+      <w:r>
+        <w:rPr>
+          <w:lang w:val="en-US"/>
+        </w:rPr>
+        <w:t xml:space="preserve">var </w:t>
+      </w:r>
+      <w:bookmarkEnd w:id="1"/>
+      <w:r>
+        <w:rPr>
+          <w:lang w:val="en-US"/>
+        </w:rPr>
+        <w:t xml:space="preserve">in </w:t>
       </w:r>
       <w:proofErr w:type="spellStart"/>
       <w:r>
-        <w:rPr>
-          <w:lang w:val="en-US"/>
-        </w:rPr>
-        <w:t>buff</w:t>
-      </w:r>
-      <w:proofErr w:type="gramEnd"/>
-      <w:r>
-        <w:rPr>
-          <w:lang w:val="en-US"/>
-        </w:rPr>
-        <w:t>.</w:t>
-      </w:r>
-      <w:r>
-        <w:rPr>
-          <w:lang w:val="en-US"/>
-        </w:rPr>
-        <w:t>formula</w:t>
+        <w:t>formulas</w:t>
       </w:r>
       <w:proofErr w:type="spellEnd"/>
       <w:r>
         <w:rPr>
           <w:lang w:val="en-US"/>
         </w:rPr>
-        <w:t xml:space="preserve"> }}</w:t>
+        <w:t>%</w:t>
+      </w:r>
+      <w:r>
+        <w:rPr>
+          <w:lang w:val="en-US"/>
+        </w:rPr>
+        <w:t>}</w:t>
       </w:r>
     </w:p>
     <w:p>
       <w:pPr>
-        <w:rPr>
-          <w:lang w:val="en-US"/>
-        </w:rPr>
-      </w:pPr>
+        <w:ind w:firstLine="708"/>
+        <w:rPr>
+          <w:lang w:val="en-US"/>
+        </w:rPr>
+      </w:pPr>
+      <w:bookmarkStart w:id="2" w:name="_Hlk176349171"/>
+      <w:proofErr w:type="gramStart"/>
+      <w:r>
+        <w:rPr>
+          <w:lang w:val="en-US"/>
+        </w:rPr>
+        <w:t xml:space="preserve">{{ </w:t>
+      </w:r>
+      <w:proofErr w:type="spellStart"/>
+      <w:r>
+        <w:rPr>
+          <w:lang w:val="en-US"/>
+        </w:rPr>
+        <w:t>var</w:t>
+      </w:r>
+      <w:proofErr w:type="gramEnd"/>
+      <w:r>
+        <w:rPr>
+          <w:lang w:val="en-US"/>
+        </w:rPr>
+        <w:t>.</w:t>
+      </w:r>
+      <w:r>
+        <w:rPr>
+          <w:lang w:val="en-US"/>
+        </w:rPr>
+        <w:t>expression</w:t>
+      </w:r>
+      <w:proofErr w:type="spellEnd"/>
+      <w:r>
+        <w:rPr>
+          <w:lang w:val="en-US"/>
+        </w:rPr>
+        <w:t>}}</w:t>
+      </w:r>
+      <w:r>
+        <w:rPr>
+          <w:lang w:val="en-US"/>
+        </w:rPr>
+        <w:t xml:space="preserve"> </w:t>
+      </w:r>
+      <w:bookmarkEnd w:id="2"/>
+      <w:r>
+        <w:rPr>
+          <w:lang w:val="en-US"/>
+        </w:rPr>
+        <w:t xml:space="preserve">– </w:t>
+      </w:r>
+      <w:r>
+        <w:t>Результат</w:t>
+      </w:r>
+      <w:r>
+        <w:rPr>
+          <w:lang w:val="en-US"/>
+        </w:rPr>
+        <w:t xml:space="preserve">: </w:t>
+      </w:r>
+      <w:r>
+        <w:rPr>
+          <w:lang w:val="en-US"/>
+        </w:rPr>
+        <w:t xml:space="preserve">{{ </w:t>
+      </w:r>
+      <w:proofErr w:type="spellStart"/>
+      <w:r>
+        <w:rPr>
+          <w:lang w:val="en-US"/>
+        </w:rPr>
+        <w:t>var</w:t>
+      </w:r>
+      <w:r>
+        <w:rPr>
+          <w:lang w:val="en-US"/>
+        </w:rPr>
+        <w:t>.</w:t>
+      </w:r>
+      <w:r>
+        <w:rPr>
+          <w:lang w:val="en-US"/>
+        </w:rPr>
+        <w:t>result</w:t>
+      </w:r>
+      <w:proofErr w:type="spellEnd"/>
+      <w:r>
+        <w:rPr>
+          <w:lang w:val="en-US"/>
+        </w:rPr>
+        <w:t>}}</w:t>
+      </w:r>
     </w:p>
     <w:p>
       <w:pPr>
-        <w:pStyle w:val="1"/>
-      </w:pPr>
-      <w:r>
-        <w:t>Результат вычисления</w:t>
+        <w:rPr>
+          <w:lang w:val="en-US"/>
+        </w:rPr>
+      </w:pPr>
+      <w:r>
+        <w:rPr>
+          <w:lang w:val="en-US"/>
+        </w:rPr>
+        <w:t xml:space="preserve">{% </w:t>
+      </w:r>
+      <w:proofErr w:type="spellStart"/>
+      <w:r>
+        <w:rPr>
+          <w:lang w:val="en-US"/>
+        </w:rPr>
+        <w:t>endfor</w:t>
+      </w:r>
+      <w:proofErr w:type="spellEnd"/>
+      <w:r>
+        <w:rPr>
+          <w:lang w:val="en-US"/>
+        </w:rPr>
+        <w:t xml:space="preserve"> %}</w:t>
       </w:r>
     </w:p>
     <w:p>
@@ -353,63 +454,6 @@
           <w:lang w:val="en-US"/>
         </w:rPr>
       </w:pPr>
-      <w:r>
-        <w:rPr>
-          <w:lang w:val="en-US"/>
-        </w:rPr>
-        <w:t xml:space="preserve">{{ </w:t>
-      </w:r>
-      <w:r>
-        <w:rPr>
-          <w:lang w:val="en-US"/>
-        </w:rPr>
-        <w:t>buff.</w:t>
-      </w:r>
-      <w:r>
-        <w:rPr>
-          <w:lang w:val="en-US"/>
-        </w:rPr>
-        <w:t>result</w:t>
-      </w:r>
-      <w:r>
-        <w:rPr>
-          <w:lang w:val="en-US"/>
-        </w:rPr>
-        <w:t xml:space="preserve"> </w:t>
-      </w:r>
-      <w:r>
-        <w:rPr>
-          <w:lang w:val="en-US"/>
-        </w:rPr>
-        <w:t>}}</w:t>
-      </w:r>
-    </w:p>
-    <w:p>
-      <w:pPr>
-        <w:rPr>
-          <w:lang w:val="en-US"/>
-        </w:rPr>
-      </w:pPr>
-      <w:r>
-        <w:rPr>
-          <w:lang w:val="en-US"/>
-        </w:rPr>
-        <w:t xml:space="preserve">{% </w:t>
-      </w:r>
-      <w:proofErr w:type="spellStart"/>
-      <w:r>
-        <w:rPr>
-          <w:lang w:val="en-US"/>
-        </w:rPr>
-        <w:t>endfor</w:t>
-      </w:r>
-      <w:proofErr w:type="spellEnd"/>
-      <w:r>
-        <w:rPr>
-          <w:lang w:val="en-US"/>
-        </w:rPr>
-        <w:t xml:space="preserve"> %}</w:t>
-      </w:r>
     </w:p>
     <w:sectPr>
       <w:pgSz w:w="11906" w:h="16838"/>
@@ -422,7 +466,7 @@
 </file>
 
 <file path=word/numbering.xml><?xml version="1.0" encoding="utf-8"?>
-<w:numbering xmlns:wpc="http://schemas.microsoft.com/office/word/2010/wordprocessingCanvas" xmlns:cx="http://schemas.microsoft.com/office/drawing/2014/chartex" xmlns:cx1="http://schemas.microsoft.com/office/drawing/2015/9/8/chartex" xmlns:cx2="http://schemas.microsoft.com/office/drawing/2015/10/21/chartex" xmlns:cx3="http://schemas.microsoft.com/office/drawing/2016/5/9/chartex" xmlns:cx4="http://schemas.microsoft.com/office/drawing/2016/5/10/chartex" xmlns:cx5="http://schemas.microsoft.com/office/drawing/2016/5/11/chartex" xmlns:cx6="http://schemas.microsoft.com/office/drawing/2016/5/12/chartex" xmlns:cx7="http://schemas.microsoft.com/office/drawing/2016/5/13/chartex" xmlns:cx8="http://schemas.microsoft.com/office/drawing/2016/5/14/chartex" xmlns:mc="http://schemas.openxmlformats.org/markup-compatibility/2006" xmlns:aink="http://schemas.microsoft.com/office/drawing/2016/ink" xmlns:am3d="http://schemas.microsoft.com/office/drawing/2017/model3d" xmlns:o="urn:schemas-microsoft-com:office:office" xmlns:oel="http://schemas.microsoft.com/office/2019/extlst" xmlns:r="http://schemas.openxmlformats.org/officeDocument/2006/relationships" xmlns:m="http://schemas.openxmlformats.org/officeDocument/2006/math" xmlns:v="urn:schemas-microsoft-com:vml" xmlns:wp14="http://schemas.microsoft.com/office/word/2010/wordprocessingDrawing" xmlns:wp="http://schemas.openxmlformats.org/drawingml/2006/wordprocessingDrawing" xmlns:w10="urn:schemas-microsoft-com:office:word" xmlns:w="http://schemas.openxmlformats.org/wordprocessingml/2006/main" xmlns:w14="http://schemas.microsoft.com/office/word/2010/wordml" xmlns:w15="http://schemas.microsoft.com/office/word/2012/wordml" xmlns:w16cex="http://schemas.microsoft.com/office/word/2018/wordml/cex" xmlns:w16cid="http://schemas.microsoft.com/office/word/2016/wordml/cid" xmlns:w16="http://schemas.microsoft.com/office/word/2018/wordml" xmlns:w16sdtdh="http://schemas.microsoft.com/office/word/2020/wordml/sdtdatahash" xmlns:w16se="http://schemas.microsoft.com/office/word/2015/wordml/symex" xmlns:wpg="http://schemas.microsoft.com/office/word/2010/wordprocessingGroup" xmlns:wpi="http://schemas.microsoft.com/office/word/2010/wordprocessingInk" xmlns:wne="http://schemas.microsoft.com/office/word/2006/wordml" xmlns:wps="http://schemas.microsoft.com/office/word/2010/wordprocessingShape" mc:Ignorable="w14 w15 w16se w16cid w16 w16cex w16sdtdh wp14">
+<w:numbering xmlns:wpc="http://schemas.microsoft.com/office/word/2010/wordprocessingCanvas" xmlns:cx="http://schemas.microsoft.com/office/drawing/2014/chartex" xmlns:cx1="http://schemas.microsoft.com/office/drawing/2015/9/8/chartex" xmlns:cx2="http://schemas.microsoft.com/office/drawing/2015/10/21/chartex" xmlns:cx3="http://schemas.microsoft.com/office/drawing/2016/5/9/chartex" xmlns:cx4="http://schemas.microsoft.com/office/drawing/2016/5/10/chartex" xmlns:cx5="http://schemas.microsoft.com/office/drawing/2016/5/11/chartex" xmlns:cx6="http://schemas.microsoft.com/office/drawing/2016/5/12/chartex" xmlns:cx7="http://schemas.microsoft.com/office/drawing/2016/5/13/chartex" xmlns:cx8="http://schemas.microsoft.com/office/drawing/2016/5/14/chartex" xmlns:mc="http://schemas.openxmlformats.org/markup-compatibility/2006" xmlns:aink="http://schemas.microsoft.com/office/drawing/2016/ink" xmlns:am3d="http://schemas.microsoft.com/office/drawing/2017/model3d" xmlns:o="urn:schemas-microsoft-com:office:office" xmlns:oel="http://schemas.microsoft.com/office/2019/extlst" xmlns:r="http://schemas.openxmlformats.org/officeDocument/2006/relationships" xmlns:m="http://schemas.openxmlformats.org/officeDocument/2006/math" xmlns:v="urn:schemas-microsoft-com:vml" xmlns:wp14="http://schemas.microsoft.com/office/word/2010/wordprocessingDrawing" xmlns:wp="http://schemas.openxmlformats.org/drawingml/2006/wordprocessingDrawing" xmlns:w10="urn:schemas-microsoft-com:office:word" xmlns:w="http://schemas.openxmlformats.org/wordprocessingml/2006/main" xmlns:w14="http://schemas.microsoft.com/office/word/2010/wordml" xmlns:w15="http://schemas.microsoft.com/office/word/2012/wordml" xmlns:w16cex="http://schemas.microsoft.com/office/word/2018/wordml/cex" xmlns:w16cid="http://schemas.microsoft.com/office/word/2016/wordml/cid" xmlns:w16="http://schemas.microsoft.com/office/word/2018/wordml" xmlns:w16du="http://schemas.microsoft.com/office/word/2023/wordml/word16du" xmlns:w16sdtdh="http://schemas.microsoft.com/office/word/2020/wordml/sdtdatahash" xmlns:w16se="http://schemas.microsoft.com/office/word/2015/wordml/symex" xmlns:wpg="http://schemas.microsoft.com/office/word/2010/wordprocessingGroup" xmlns:wpi="http://schemas.microsoft.com/office/word/2010/wordprocessingInk" xmlns:wne="http://schemas.microsoft.com/office/word/2006/wordml" xmlns:wps="http://schemas.microsoft.com/office/word/2010/wordprocessingShape" mc:Ignorable="w14 w15 w16se w16cid w16 w16cex w16sdtdh w16du wp14">
   <w:abstractNum w:abstractNumId="0" w15:restartNumberingAfterBreak="0">
     <w:nsid w:val="31F66666"/>
     <w:multiLevelType w:val="hybridMultilevel"/>
@@ -608,7 +652,7 @@
 </file>
 
 <file path=word/styles.xml><?xml version="1.0" encoding="utf-8"?>
-<w:styles xmlns:mc="http://schemas.openxmlformats.org/markup-compatibility/2006" xmlns:r="http://schemas.openxmlformats.org/officeDocument/2006/relationships" xmlns:w="http://schemas.openxmlformats.org/wordprocessingml/2006/main" xmlns:w14="http://schemas.microsoft.com/office/word/2010/wordml" xmlns:w15="http://schemas.microsoft.com/office/word/2012/wordml" xmlns:w16cex="http://schemas.microsoft.com/office/word/2018/wordml/cex" xmlns:w16cid="http://schemas.microsoft.com/office/word/2016/wordml/cid" xmlns:w16="http://schemas.microsoft.com/office/word/2018/wordml" xmlns:w16sdtdh="http://schemas.microsoft.com/office/word/2020/wordml/sdtdatahash" xmlns:w16se="http://schemas.microsoft.com/office/word/2015/wordml/symex" mc:Ignorable="w14 w15 w16se w16cid w16 w16cex w16sdtdh">
+<w:styles xmlns:mc="http://schemas.openxmlformats.org/markup-compatibility/2006" xmlns:r="http://schemas.openxmlformats.org/officeDocument/2006/relationships" xmlns:w="http://schemas.openxmlformats.org/wordprocessingml/2006/main" xmlns:w14="http://schemas.microsoft.com/office/word/2010/wordml" xmlns:w15="http://schemas.microsoft.com/office/word/2012/wordml" xmlns:w16cex="http://schemas.microsoft.com/office/word/2018/wordml/cex" xmlns:w16cid="http://schemas.microsoft.com/office/word/2016/wordml/cid" xmlns:w16="http://schemas.microsoft.com/office/word/2018/wordml" xmlns:w16du="http://schemas.microsoft.com/office/word/2023/wordml/word16du" xmlns:w16sdtdh="http://schemas.microsoft.com/office/word/2020/wordml/sdtdatahash" xmlns:w16se="http://schemas.microsoft.com/office/word/2015/wordml/symex" mc:Ignorable="w14 w15 w16se w16cid w16 w16cex w16sdtdh w16du">
   <w:docDefaults>
     <w:rPrDefault>
       <w:rPr>
@@ -1037,7 +1081,6 @@
   <w:style w:type="character" w:default="1" w:styleId="a0">
     <w:name w:val="Default Paragraph Font"/>
     <w:uiPriority w:val="1"/>
-    <w:semiHidden/>
     <w:unhideWhenUsed/>
   </w:style>
   <w:style w:type="table" w:default="1" w:styleId="a1">
@@ -1100,6 +1143,36 @@
       <w:color w:val="000000" w:themeColor="text1"/>
       <w:sz w:val="32"/>
       <w:szCs w:val="32"/>
+    </w:rPr>
+  </w:style>
+  <w:style w:type="paragraph" w:styleId="HTML">
+    <w:name w:val="HTML Preformatted"/>
+    <w:basedOn w:val="a"/>
+    <w:link w:val="HTML0"/>
+    <w:uiPriority w:val="99"/>
+    <w:semiHidden/>
+    <w:unhideWhenUsed/>
+    <w:rsid w:val="00405CF7"/>
+    <w:pPr>
+      <w:spacing w:line="240" w:lineRule="auto"/>
+    </w:pPr>
+    <w:rPr>
+      <w:rFonts w:ascii="Consolas" w:hAnsi="Consolas"/>
+      <w:sz w:val="20"/>
+      <w:szCs w:val="20"/>
+    </w:rPr>
+  </w:style>
+  <w:style w:type="character" w:customStyle="1" w:styleId="HTML0">
+    <w:name w:val="Стандартный HTML Знак"/>
+    <w:basedOn w:val="a0"/>
+    <w:link w:val="HTML"/>
+    <w:uiPriority w:val="99"/>
+    <w:semiHidden/>
+    <w:rsid w:val="00405CF7"/>
+    <w:rPr>
+      <w:rFonts w:ascii="Consolas" w:hAnsi="Consolas"/>
+      <w:sz w:val="20"/>
+      <w:szCs w:val="20"/>
     </w:rPr>
   </w:style>
 </w:styles>

--- a/frc/report_templates/Template.docx
+++ b/frc/report_templates/Template.docx
@@ -2,6 +2,665 @@
 <file path=word/document.xml><?xml version="1.0" encoding="utf-8"?>
 <w:document xmlns:wpc="http://schemas.microsoft.com/office/word/2010/wordprocessingCanvas" xmlns:cx="http://schemas.microsoft.com/office/drawing/2014/chartex" xmlns:cx1="http://schemas.microsoft.com/office/drawing/2015/9/8/chartex" xmlns:cx2="http://schemas.microsoft.com/office/drawing/2015/10/21/chartex" xmlns:cx3="http://schemas.microsoft.com/office/drawing/2016/5/9/chartex" xmlns:cx4="http://schemas.microsoft.com/office/drawing/2016/5/10/chartex" xmlns:cx5="http://schemas.microsoft.com/office/drawing/2016/5/11/chartex" xmlns:cx6="http://schemas.microsoft.com/office/drawing/2016/5/12/chartex" xmlns:cx7="http://schemas.microsoft.com/office/drawing/2016/5/13/chartex" xmlns:cx8="http://schemas.microsoft.com/office/drawing/2016/5/14/chartex" xmlns:mc="http://schemas.openxmlformats.org/markup-compatibility/2006" xmlns:aink="http://schemas.microsoft.com/office/drawing/2016/ink" xmlns:am3d="http://schemas.microsoft.com/office/drawing/2017/model3d" xmlns:o="urn:schemas-microsoft-com:office:office" xmlns:oel="http://schemas.microsoft.com/office/2019/extlst" xmlns:r="http://schemas.openxmlformats.org/officeDocument/2006/relationships" xmlns:m="http://schemas.openxmlformats.org/officeDocument/2006/math" xmlns:v="urn:schemas-microsoft-com:vml" xmlns:wp14="http://schemas.microsoft.com/office/word/2010/wordprocessingDrawing" xmlns:wp="http://schemas.openxmlformats.org/drawingml/2006/wordprocessingDrawing" xmlns:w10="urn:schemas-microsoft-com:office:word" xmlns:w="http://schemas.openxmlformats.org/wordprocessingml/2006/main" xmlns:w14="http://schemas.microsoft.com/office/word/2010/wordml" xmlns:w15="http://schemas.microsoft.com/office/word/2012/wordml" xmlns:w16cex="http://schemas.microsoft.com/office/word/2018/wordml/cex" xmlns:w16cid="http://schemas.microsoft.com/office/word/2016/wordml/cid" xmlns:w16="http://schemas.microsoft.com/office/word/2018/wordml" xmlns:w16du="http://schemas.microsoft.com/office/word/2023/wordml/word16du" xmlns:w16sdtdh="http://schemas.microsoft.com/office/word/2020/wordml/sdtdatahash" xmlns:w16se="http://schemas.microsoft.com/office/word/2015/wordml/symex" xmlns:wpg="http://schemas.microsoft.com/office/word/2010/wordprocessingGroup" xmlns:wpi="http://schemas.microsoft.com/office/word/2010/wordprocessingInk" xmlns:wne="http://schemas.microsoft.com/office/word/2006/wordml" xmlns:wps="http://schemas.microsoft.com/office/word/2010/wordprocessingShape" mc:Ignorable="w14 w15 w16se w16cid w16 w16cex w16sdtdh w16du wp14">
   <w:body>
+    <w:p>
+      <w:pPr>
+        <w:pStyle w:val="1"/>
+      </w:pPr>
+      <w:r>
+        <w:t>Возможные варианты значений</w:t>
+      </w:r>
+    </w:p>
+    <w:p>
+      <w:pPr>
+        <w:rPr>
+          <w:lang w:val="en-US"/>
+        </w:rPr>
+      </w:pPr>
+      <w:bookmarkStart w:id="0" w:name="_Hlk184683284"/>
+      <w:r>
+        <w:rPr>
+          <w:lang w:val="en-US"/>
+        </w:rPr>
+        <w:t xml:space="preserve">{%p for </w:t>
+      </w:r>
+      <w:bookmarkStart w:id="1" w:name="_Hlk184684623"/>
+      <w:r>
+        <w:rPr>
+          <w:lang w:val="en-US"/>
+        </w:rPr>
+        <w:t xml:space="preserve">key, </w:t>
+      </w:r>
+      <w:r>
+        <w:rPr>
+          <w:lang w:val="en-US"/>
+        </w:rPr>
+        <w:t>table</w:t>
+      </w:r>
+      <w:r>
+        <w:rPr>
+          <w:lang w:val="en-US"/>
+        </w:rPr>
+        <w:t xml:space="preserve"> </w:t>
+      </w:r>
+      <w:bookmarkEnd w:id="1"/>
+      <w:r>
+        <w:rPr>
+          <w:lang w:val="en-US"/>
+        </w:rPr>
+        <w:t xml:space="preserve">in </w:t>
+      </w:r>
+      <w:bookmarkStart w:id="2" w:name="_Hlk184684981"/>
+      <w:proofErr w:type="spellStart"/>
+      <w:r>
+        <w:rPr>
+          <w:lang w:val="en-US"/>
+        </w:rPr>
+        <w:t>global_</w:t>
+      </w:r>
+      <w:proofErr w:type="gramStart"/>
+      <w:r>
+        <w:rPr>
+          <w:lang w:val="en-US"/>
+        </w:rPr>
+        <w:t>tables</w:t>
+      </w:r>
+      <w:bookmarkEnd w:id="2"/>
+      <w:r>
+        <w:rPr>
+          <w:lang w:val="en-US"/>
+        </w:rPr>
+        <w:t>.</w:t>
+      </w:r>
+      <w:r>
+        <w:rPr>
+          <w:lang w:val="en-US"/>
+        </w:rPr>
+        <w:t>items</w:t>
+      </w:r>
+      <w:proofErr w:type="spellEnd"/>
+      <w:proofErr w:type="gramEnd"/>
+      <w:r>
+        <w:rPr>
+          <w:lang w:val="en-US"/>
+        </w:rPr>
+        <w:t>() %}</w:t>
+      </w:r>
+    </w:p>
+    <w:tbl>
+      <w:tblPr>
+        <w:tblStyle w:val="a3"/>
+        <w:tblW w:w="0" w:type="auto"/>
+        <w:tblLook w:val="04A0" w:firstRow="1" w:lastRow="0" w:firstColumn="1" w:lastColumn="0" w:noHBand="0" w:noVBand="1"/>
+      </w:tblPr>
+      <w:tblGrid>
+        <w:gridCol w:w="1555"/>
+        <w:gridCol w:w="3685"/>
+        <w:gridCol w:w="1417"/>
+        <w:gridCol w:w="2552"/>
+      </w:tblGrid>
+      <w:tr>
+        <w:tc>
+          <w:tcPr>
+            <w:tcW w:w="1555" w:type="dxa"/>
+          </w:tcPr>
+          <w:p>
+            <w:pPr>
+              <w:rPr>
+                <w:lang w:val="en-US"/>
+              </w:rPr>
+            </w:pPr>
+            <w:r>
+              <w:rPr>
+                <w:lang w:val="en-US"/>
+              </w:rPr>
+              <w:t>#</w:t>
+            </w:r>
+          </w:p>
+        </w:tc>
+        <w:tc>
+          <w:tcPr>
+            <w:tcW w:w="3685" w:type="dxa"/>
+          </w:tcPr>
+          <w:p>
+            <w:pPr>
+              <w:rPr>
+                <w:lang w:val="en-US"/>
+              </w:rPr>
+            </w:pPr>
+            <w:bookmarkStart w:id="3" w:name="_Hlk184684568"/>
+            <w:bookmarkStart w:id="4" w:name="_Hlk184685225"/>
+            <w:r>
+              <w:rPr>
+                <w:lang w:val="en-US"/>
+              </w:rPr>
+              <w:t>{</w:t>
+            </w:r>
+            <w:r>
+              <w:rPr>
+                <w:lang w:val="en-US"/>
+              </w:rPr>
+              <w:t>%</w:t>
+            </w:r>
+            <w:proofErr w:type="spellStart"/>
+            <w:r>
+              <w:rPr>
+                <w:lang w:val="en-US"/>
+              </w:rPr>
+              <w:t>t</w:t>
+            </w:r>
+            <w:bookmarkEnd w:id="3"/>
+            <w:r>
+              <w:rPr>
+                <w:lang w:val="en-US"/>
+              </w:rPr>
+              <w:t>c</w:t>
+            </w:r>
+            <w:proofErr w:type="spellEnd"/>
+            <w:r>
+              <w:rPr>
+                <w:lang w:val="en-US"/>
+              </w:rPr>
+              <w:t xml:space="preserve"> for </w:t>
+            </w:r>
+            <w:r>
+              <w:rPr>
+                <w:lang w:val="en-US"/>
+              </w:rPr>
+              <w:t>x</w:t>
+            </w:r>
+            <w:r>
+              <w:rPr>
+                <w:lang w:val="en-US"/>
+              </w:rPr>
+              <w:t xml:space="preserve"> in </w:t>
+            </w:r>
+            <w:r>
+              <w:rPr>
+                <w:lang w:val="en-US"/>
+              </w:rPr>
+              <w:t>key</w:t>
+            </w:r>
+            <w:r>
+              <w:rPr>
+                <w:lang w:val="en-US"/>
+              </w:rPr>
+              <w:t xml:space="preserve"> %</w:t>
+            </w:r>
+            <w:r>
+              <w:rPr>
+                <w:lang w:val="en-US"/>
+              </w:rPr>
+              <w:t>}</w:t>
+            </w:r>
+            <w:bookmarkEnd w:id="4"/>
+          </w:p>
+        </w:tc>
+        <w:tc>
+          <w:tcPr>
+            <w:tcW w:w="1417" w:type="dxa"/>
+          </w:tcPr>
+          <w:p>
+            <w:pPr>
+              <w:rPr>
+                <w:lang w:val="en-US"/>
+              </w:rPr>
+            </w:pPr>
+            <w:proofErr w:type="gramStart"/>
+            <w:r>
+              <w:rPr>
+                <w:lang w:val="en-US"/>
+              </w:rPr>
+              <w:t>{{ x</w:t>
+            </w:r>
+            <w:proofErr w:type="gramEnd"/>
+            <w:r>
+              <w:rPr>
+                <w:lang w:val="en-US"/>
+              </w:rPr>
+              <w:t xml:space="preserve"> }}</w:t>
+            </w:r>
+          </w:p>
+        </w:tc>
+        <w:tc>
+          <w:tcPr>
+            <w:tcW w:w="2552" w:type="dxa"/>
+          </w:tcPr>
+          <w:p>
+            <w:pPr>
+              <w:rPr>
+                <w:lang w:val="en-US"/>
+              </w:rPr>
+            </w:pPr>
+            <w:bookmarkStart w:id="5" w:name="_Hlk184685234"/>
+            <w:r>
+              <w:rPr>
+                <w:lang w:val="en-US"/>
+              </w:rPr>
+              <w:t>{</w:t>
+            </w:r>
+            <w:r>
+              <w:rPr>
+                <w:lang w:val="en-US"/>
+              </w:rPr>
+              <w:t>%</w:t>
+            </w:r>
+            <w:proofErr w:type="spellStart"/>
+            <w:r>
+              <w:rPr>
+                <w:lang w:val="en-US"/>
+              </w:rPr>
+              <w:t>t</w:t>
+            </w:r>
+            <w:r>
+              <w:rPr>
+                <w:lang w:val="en-US"/>
+              </w:rPr>
+              <w:t>c</w:t>
+            </w:r>
+            <w:proofErr w:type="spellEnd"/>
+            <w:r>
+              <w:rPr>
+                <w:lang w:val="en-US"/>
+              </w:rPr>
+              <w:t xml:space="preserve"> </w:t>
+            </w:r>
+            <w:proofErr w:type="spellStart"/>
+            <w:r>
+              <w:rPr>
+                <w:lang w:val="en-US"/>
+              </w:rPr>
+              <w:t>endfor</w:t>
+            </w:r>
+            <w:proofErr w:type="spellEnd"/>
+            <w:r>
+              <w:rPr>
+                <w:lang w:val="en-US"/>
+              </w:rPr>
+              <w:t xml:space="preserve"> %}</w:t>
+            </w:r>
+            <w:bookmarkEnd w:id="5"/>
+          </w:p>
+        </w:tc>
+      </w:tr>
+      <w:tr>
+        <w:tc>
+          <w:tcPr>
+            <w:tcW w:w="9209" w:type="dxa"/>
+            <w:gridSpan w:val="4"/>
+          </w:tcPr>
+          <w:p>
+            <w:pPr>
+              <w:rPr>
+                <w:lang w:val="en-US"/>
+              </w:rPr>
+            </w:pPr>
+            <w:bookmarkStart w:id="6" w:name="_Hlk184684510"/>
+            <w:r>
+              <w:rPr>
+                <w:lang w:val="en-US"/>
+              </w:rPr>
+              <w:t>{</w:t>
+            </w:r>
+            <w:r>
+              <w:rPr>
+                <w:lang w:val="en-US"/>
+              </w:rPr>
+              <w:t>%</w:t>
+            </w:r>
+            <w:r>
+              <w:rPr>
+                <w:lang w:val="en-US"/>
+              </w:rPr>
+              <w:t>t</w:t>
+            </w:r>
+            <w:r>
+              <w:rPr>
+                <w:lang w:val="en-US"/>
+              </w:rPr>
+              <w:t>r</w:t>
+            </w:r>
+            <w:r>
+              <w:rPr>
+                <w:lang w:val="en-US"/>
+              </w:rPr>
+              <w:t xml:space="preserve"> for </w:t>
+            </w:r>
+            <w:r>
+              <w:rPr>
+                <w:lang w:val="en-US"/>
+              </w:rPr>
+              <w:t>variant</w:t>
+            </w:r>
+            <w:r>
+              <w:rPr>
+                <w:lang w:val="en-US"/>
+              </w:rPr>
+              <w:t>, dig</w:t>
+            </w:r>
+            <w:r>
+              <w:rPr>
+                <w:lang w:val="en-US"/>
+              </w:rPr>
+              <w:t xml:space="preserve"> in </w:t>
+            </w:r>
+            <w:proofErr w:type="spellStart"/>
+            <w:proofErr w:type="gramStart"/>
+            <w:r>
+              <w:rPr>
+                <w:lang w:val="en-US"/>
+              </w:rPr>
+              <w:t>table</w:t>
+            </w:r>
+            <w:r>
+              <w:rPr>
+                <w:lang w:val="en-US"/>
+              </w:rPr>
+              <w:t>.</w:t>
+            </w:r>
+            <w:r>
+              <w:rPr>
+                <w:lang w:val="en-US"/>
+              </w:rPr>
+              <w:t>items</w:t>
+            </w:r>
+            <w:proofErr w:type="spellEnd"/>
+            <w:proofErr w:type="gramEnd"/>
+            <w:r>
+              <w:rPr>
+                <w:lang w:val="en-US"/>
+              </w:rPr>
+              <w:t>()</w:t>
+            </w:r>
+            <w:r>
+              <w:rPr>
+                <w:lang w:val="en-US"/>
+              </w:rPr>
+              <w:t xml:space="preserve"> %</w:t>
+            </w:r>
+            <w:r>
+              <w:rPr>
+                <w:lang w:val="en-US"/>
+              </w:rPr>
+              <w:t>}</w:t>
+            </w:r>
+            <w:bookmarkEnd w:id="6"/>
+          </w:p>
+        </w:tc>
+      </w:tr>
+      <w:tr>
+        <w:tc>
+          <w:tcPr>
+            <w:tcW w:w="1555" w:type="dxa"/>
+          </w:tcPr>
+          <w:p>
+            <w:pPr>
+              <w:rPr>
+                <w:lang w:val="en-US"/>
+              </w:rPr>
+            </w:pPr>
+            <w:proofErr w:type="gramStart"/>
+            <w:r>
+              <w:rPr>
+                <w:lang w:val="en-US"/>
+              </w:rPr>
+              <w:t>{{ variant</w:t>
+            </w:r>
+            <w:proofErr w:type="gramEnd"/>
+            <w:r>
+              <w:rPr>
+                <w:lang w:val="en-US"/>
+              </w:rPr>
+              <w:t xml:space="preserve"> }}</w:t>
+            </w:r>
+          </w:p>
+        </w:tc>
+        <w:tc>
+          <w:tcPr>
+            <w:tcW w:w="3685" w:type="dxa"/>
+          </w:tcPr>
+          <w:p>
+            <w:pPr>
+              <w:rPr>
+                <w:lang w:val="en-US"/>
+              </w:rPr>
+            </w:pPr>
+            <w:r>
+              <w:rPr>
+                <w:lang w:val="en-US"/>
+              </w:rPr>
+              <w:t>{</w:t>
+            </w:r>
+            <w:r>
+              <w:rPr>
+                <w:lang w:val="en-US"/>
+              </w:rPr>
+              <w:t>%</w:t>
+            </w:r>
+            <w:proofErr w:type="spellStart"/>
+            <w:r>
+              <w:rPr>
+                <w:lang w:val="en-US"/>
+              </w:rPr>
+              <w:t>tc</w:t>
+            </w:r>
+            <w:proofErr w:type="spellEnd"/>
+            <w:r>
+              <w:rPr>
+                <w:lang w:val="en-US"/>
+              </w:rPr>
+              <w:t xml:space="preserve"> for</w:t>
+            </w:r>
+            <w:r>
+              <w:rPr>
+                <w:lang w:val="en-US"/>
+              </w:rPr>
+              <w:t xml:space="preserve"> y</w:t>
+            </w:r>
+            <w:r>
+              <w:rPr>
+                <w:lang w:val="en-US"/>
+              </w:rPr>
+              <w:t xml:space="preserve"> in </w:t>
+            </w:r>
+            <w:proofErr w:type="spellStart"/>
+            <w:proofErr w:type="gramStart"/>
+            <w:r>
+              <w:rPr>
+                <w:lang w:val="en-US"/>
+              </w:rPr>
+              <w:t>dig.values</w:t>
+            </w:r>
+            <w:proofErr w:type="spellEnd"/>
+            <w:proofErr w:type="gramEnd"/>
+            <w:r>
+              <w:rPr>
+                <w:lang w:val="en-US"/>
+              </w:rPr>
+              <w:t>()</w:t>
+            </w:r>
+            <w:r>
+              <w:rPr>
+                <w:lang w:val="en-US"/>
+              </w:rPr>
+              <w:t xml:space="preserve"> %</w:t>
+            </w:r>
+            <w:r>
+              <w:rPr>
+                <w:lang w:val="en-US"/>
+              </w:rPr>
+              <w:t>}</w:t>
+            </w:r>
+          </w:p>
+        </w:tc>
+        <w:tc>
+          <w:tcPr>
+            <w:tcW w:w="1417" w:type="dxa"/>
+          </w:tcPr>
+          <w:p>
+            <w:pPr>
+              <w:rPr>
+                <w:lang w:val="en-US"/>
+              </w:rPr>
+            </w:pPr>
+            <w:r>
+              <w:rPr>
+                <w:lang w:val="en-US"/>
+              </w:rPr>
+              <w:t>{{y}}</w:t>
+            </w:r>
+          </w:p>
+        </w:tc>
+        <w:tc>
+          <w:tcPr>
+            <w:tcW w:w="2552" w:type="dxa"/>
+          </w:tcPr>
+          <w:p>
+            <w:pPr>
+              <w:rPr>
+                <w:lang w:val="en-US"/>
+              </w:rPr>
+            </w:pPr>
+            <w:r>
+              <w:rPr>
+                <w:lang w:val="en-US"/>
+              </w:rPr>
+              <w:t>{</w:t>
+            </w:r>
+            <w:r>
+              <w:rPr>
+                <w:lang w:val="en-US"/>
+              </w:rPr>
+              <w:t>%</w:t>
+            </w:r>
+            <w:proofErr w:type="spellStart"/>
+            <w:r>
+              <w:rPr>
+                <w:lang w:val="en-US"/>
+              </w:rPr>
+              <w:t>tc</w:t>
+            </w:r>
+            <w:proofErr w:type="spellEnd"/>
+            <w:r>
+              <w:rPr>
+                <w:lang w:val="en-US"/>
+              </w:rPr>
+              <w:t xml:space="preserve"> </w:t>
+            </w:r>
+            <w:proofErr w:type="spellStart"/>
+            <w:r>
+              <w:rPr>
+                <w:lang w:val="en-US"/>
+              </w:rPr>
+              <w:t>endfor</w:t>
+            </w:r>
+            <w:proofErr w:type="spellEnd"/>
+            <w:r>
+              <w:rPr>
+                <w:lang w:val="en-US"/>
+              </w:rPr>
+              <w:t xml:space="preserve"> %}</w:t>
+            </w:r>
+          </w:p>
+        </w:tc>
+      </w:tr>
+      <w:tr>
+        <w:tc>
+          <w:tcPr>
+            <w:tcW w:w="9209" w:type="dxa"/>
+            <w:gridSpan w:val="4"/>
+          </w:tcPr>
+          <w:p>
+            <w:pPr>
+              <w:rPr>
+                <w:lang w:val="en-US"/>
+              </w:rPr>
+            </w:pPr>
+            <w:r>
+              <w:rPr>
+                <w:lang w:val="en-US"/>
+              </w:rPr>
+              <w:t>{</w:t>
+            </w:r>
+            <w:r>
+              <w:t>%</w:t>
+            </w:r>
+            <w:r>
+              <w:rPr>
+                <w:lang w:val="en-US"/>
+              </w:rPr>
+              <w:t xml:space="preserve">tr </w:t>
+            </w:r>
+            <w:proofErr w:type="spellStart"/>
+            <w:r>
+              <w:rPr>
+                <w:lang w:val="en-US"/>
+              </w:rPr>
+              <w:t>endfor</w:t>
+            </w:r>
+            <w:proofErr w:type="spellEnd"/>
+            <w:r>
+              <w:rPr>
+                <w:lang w:val="en-US"/>
+              </w:rPr>
+              <w:t xml:space="preserve"> %}</w:t>
+            </w:r>
+          </w:p>
+        </w:tc>
+      </w:tr>
+    </w:tbl>
+    <w:p>
+      <w:pPr>
+        <w:rPr>
+          <w:lang w:val="en-US"/>
+        </w:rPr>
+      </w:pPr>
+    </w:p>
+    <w:p>
+      <w:pPr>
+        <w:rPr>
+          <w:lang w:val="en-US"/>
+        </w:rPr>
+      </w:pPr>
+      <w:r>
+        <w:rPr>
+          <w:lang w:val="en-US"/>
+        </w:rPr>
+        <w:t>{%</w:t>
+      </w:r>
+      <w:r>
+        <w:rPr>
+          <w:lang w:val="en-US"/>
+        </w:rPr>
+        <w:t xml:space="preserve"> </w:t>
+      </w:r>
+      <w:proofErr w:type="spellStart"/>
+      <w:r>
+        <w:rPr>
+          <w:lang w:val="en-US"/>
+        </w:rPr>
+        <w:t>en</w:t>
+      </w:r>
+      <w:r>
+        <w:rPr>
+          <w:lang w:val="en-US"/>
+        </w:rPr>
+        <w:t>d</w:t>
+      </w:r>
+      <w:r>
+        <w:rPr>
+          <w:lang w:val="en-US"/>
+        </w:rPr>
+        <w:t>for</w:t>
+      </w:r>
+      <w:proofErr w:type="spellEnd"/>
+      <w:r>
+        <w:rPr>
+          <w:lang w:val="en-US"/>
+        </w:rPr>
+        <w:t xml:space="preserve"> %}</w:t>
+      </w:r>
+      <w:bookmarkEnd w:id="0"/>
+    </w:p>
     <w:p>
       <w:pPr>
         <w:pStyle w:val="1"/>
@@ -77,7 +736,7 @@
                 <w:lang w:val="en-US"/>
               </w:rPr>
             </w:pPr>
-            <w:bookmarkStart w:id="0" w:name="_Hlk176349027"/>
+            <w:bookmarkStart w:id="7" w:name="_Hlk176349027"/>
             <w:r>
               <w:rPr>
                 <w:lang w:val="en-US"/>
@@ -108,7 +767,7 @@
               </w:rPr>
               <w:t>}</w:t>
             </w:r>
-            <w:bookmarkEnd w:id="0"/>
+            <w:bookmarkEnd w:id="7"/>
           </w:p>
         </w:tc>
       </w:tr>
@@ -268,6 +927,11 @@
       </w:r>
     </w:p>
     <w:p>
+      <w:pPr>
+        <w:rPr>
+          <w:lang w:val="en-US"/>
+        </w:rPr>
+      </w:pPr>
       <w:r>
         <w:rPr>
           <w:lang w:val="en-US"/>
@@ -292,25 +956,26 @@
         </w:rPr>
         <w:t xml:space="preserve"> for </w:t>
       </w:r>
-      <w:bookmarkStart w:id="1" w:name="_Hlk176349149"/>
+      <w:bookmarkStart w:id="8" w:name="_Hlk176349149"/>
       <w:r>
         <w:rPr>
           <w:lang w:val="en-US"/>
         </w:rPr>
         <w:t xml:space="preserve">var </w:t>
       </w:r>
-      <w:bookmarkEnd w:id="1"/>
+      <w:bookmarkEnd w:id="8"/>
       <w:r>
         <w:rPr>
           <w:lang w:val="en-US"/>
         </w:rPr>
         <w:t xml:space="preserve">in </w:t>
       </w:r>
-      <w:proofErr w:type="spellStart"/>
-      <w:r>
+      <w:r>
+        <w:rPr>
+          <w:lang w:val="en-US"/>
+        </w:rPr>
         <w:t>formulas</w:t>
       </w:r>
-      <w:proofErr w:type="spellEnd"/>
       <w:r>
         <w:rPr>
           <w:lang w:val="en-US"/>
@@ -327,19 +992,12 @@
     <w:p>
       <w:pPr>
         <w:ind w:firstLine="708"/>
-        <w:rPr>
-          <w:lang w:val="en-US"/>
-        </w:rPr>
-      </w:pPr>
-      <w:bookmarkStart w:id="2" w:name="_Hlk176349171"/>
+      </w:pPr>
+      <w:bookmarkStart w:id="9" w:name="_Hlk176349171"/>
       <w:proofErr w:type="gramStart"/>
       <w:r>
-        <w:rPr>
-          <w:lang w:val="en-US"/>
-        </w:rPr>
         <w:t xml:space="preserve">{{ </w:t>
       </w:r>
-      <w:proofErr w:type="spellStart"/>
       <w:r>
         <w:rPr>
           <w:lang w:val="en-US"/>
@@ -348,9 +1006,6 @@
       </w:r>
       <w:proofErr w:type="gramEnd"/>
       <w:r>
-        <w:rPr>
-          <w:lang w:val="en-US"/>
-        </w:rPr>
         <w:t>.</w:t>
       </w:r>
       <w:r>
@@ -359,42 +1014,22 @@
         </w:rPr>
         <w:t>expression</w:t>
       </w:r>
-      <w:proofErr w:type="spellEnd"/>
-      <w:r>
-        <w:rPr>
-          <w:lang w:val="en-US"/>
-        </w:rPr>
+      <w:r>
         <w:t>}}</w:t>
       </w:r>
       <w:r>
-        <w:rPr>
-          <w:lang w:val="en-US"/>
-        </w:rPr>
         <w:t xml:space="preserve"> </w:t>
       </w:r>
-      <w:bookmarkEnd w:id="2"/>
-      <w:r>
-        <w:rPr>
-          <w:lang w:val="en-US"/>
-        </w:rPr>
+      <w:bookmarkEnd w:id="9"/>
+      <w:r>
         <w:t xml:space="preserve">– </w:t>
       </w:r>
       <w:r>
         <w:t>Результат</w:t>
       </w:r>
       <w:r>
-        <w:rPr>
-          <w:lang w:val="en-US"/>
-        </w:rPr>
-        <w:t xml:space="preserve">: </w:t>
-      </w:r>
-      <w:r>
-        <w:rPr>
-          <w:lang w:val="en-US"/>
-        </w:rPr>
-        <w:t xml:space="preserve">{{ </w:t>
-      </w:r>
-      <w:proofErr w:type="spellStart"/>
+        <w:t xml:space="preserve">: {{ </w:t>
+      </w:r>
       <w:r>
         <w:rPr>
           <w:lang w:val="en-US"/>
@@ -402,9 +1037,6 @@
         <w:t>var</w:t>
       </w:r>
       <w:r>
-        <w:rPr>
-          <w:lang w:val="en-US"/>
-        </w:rPr>
         <w:t>.</w:t>
       </w:r>
       <w:r>
@@ -413,11 +1045,7 @@
         </w:rPr>
         <w:t>result</w:t>
       </w:r>
-      <w:proofErr w:type="spellEnd"/>
-      <w:r>
-        <w:rPr>
-          <w:lang w:val="en-US"/>
-        </w:rPr>
+      <w:r>
         <w:t>}}</w:t>
       </w:r>
     </w:p>
@@ -1047,7 +1675,7 @@
   <w:style w:type="paragraph" w:default="1" w:styleId="a">
     <w:name w:val="Normal"/>
     <w:qFormat/>
-    <w:rsid w:val="00B01BE9"/>
+    <w:rsid w:val="00750F64"/>
     <w:pPr>
       <w:spacing w:line="360" w:lineRule="auto"/>
       <w:jc w:val="both"/>
